--- a/week3/LAB3.docx
+++ b/week3/LAB3.docx
@@ -4,6 +4,9 @@
   <w:body>
     <w:p>
       <w:r>
+        <w:rPr>
+          <w:noProof/>
+        </w:rPr>
         <w:drawing>
           <wp:inline distT="0" distB="0" distL="0" distR="0" wp14:anchorId="56C4070B" wp14:editId="0F7910CE">
             <wp:extent cx="5731510" cy="2927350"/>
@@ -44,10 +47,10 @@
     <w:p>
       <w:r>
         <w:drawing>
-          <wp:inline distT="0" distB="0" distL="0" distR="0" wp14:anchorId="4AEE48C9" wp14:editId="369CC41C">
-            <wp:extent cx="5731510" cy="4051935"/>
-            <wp:effectExtent l="0" t="0" r="2540" b="5715"/>
-            <wp:docPr id="1392307760" name="Picture 1"/>
+          <wp:inline distT="0" distB="0" distL="0" distR="0" wp14:anchorId="4AF616F1" wp14:editId="7BA016AC">
+            <wp:extent cx="5731510" cy="4821555"/>
+            <wp:effectExtent l="0" t="0" r="2540" b="0"/>
+            <wp:docPr id="521419520" name="Picture 1"/>
             <wp:cNvGraphicFramePr>
               <a:graphicFrameLocks xmlns:a="http://schemas.openxmlformats.org/drawingml/2006/main" noChangeAspect="1"/>
             </wp:cNvGraphicFramePr>
@@ -55,7 +58,7 @@
               <a:graphicData uri="http://schemas.openxmlformats.org/drawingml/2006/picture">
                 <pic:pic xmlns:pic="http://schemas.openxmlformats.org/drawingml/2006/picture">
                   <pic:nvPicPr>
-                    <pic:cNvPr id="1392307760" name=""/>
+                    <pic:cNvPr id="521419520" name=""/>
                     <pic:cNvPicPr/>
                   </pic:nvPicPr>
                   <pic:blipFill>
@@ -67,7 +70,7 @@
                   <pic:spPr>
                     <a:xfrm>
                       <a:off x="0" y="0"/>
-                      <a:ext cx="5731510" cy="4051935"/>
+                      <a:ext cx="5731510" cy="4821555"/>
                     </a:xfrm>
                     <a:prstGeom prst="rect">
                       <a:avLst/>

--- a/week3/LAB3.docx
+++ b/week3/LAB3.docx
@@ -47,10 +47,10 @@
     <w:p>
       <w:r>
         <w:drawing>
-          <wp:inline distT="0" distB="0" distL="0" distR="0" wp14:anchorId="4AF616F1" wp14:editId="7BA016AC">
-            <wp:extent cx="5731510" cy="4821555"/>
-            <wp:effectExtent l="0" t="0" r="2540" b="0"/>
-            <wp:docPr id="521419520" name="Picture 1"/>
+          <wp:inline distT="0" distB="0" distL="0" distR="0" wp14:anchorId="28D8CE83" wp14:editId="25265F86">
+            <wp:extent cx="5731510" cy="3859530"/>
+            <wp:effectExtent l="0" t="0" r="2540" b="7620"/>
+            <wp:docPr id="1390748065" name="Picture 1"/>
             <wp:cNvGraphicFramePr>
               <a:graphicFrameLocks xmlns:a="http://schemas.openxmlformats.org/drawingml/2006/main" noChangeAspect="1"/>
             </wp:cNvGraphicFramePr>
@@ -58,7 +58,7 @@
               <a:graphicData uri="http://schemas.openxmlformats.org/drawingml/2006/picture">
                 <pic:pic xmlns:pic="http://schemas.openxmlformats.org/drawingml/2006/picture">
                   <pic:nvPicPr>
-                    <pic:cNvPr id="521419520" name=""/>
+                    <pic:cNvPr id="1390748065" name=""/>
                     <pic:cNvPicPr/>
                   </pic:nvPicPr>
                   <pic:blipFill>
@@ -70,7 +70,7 @@
                   <pic:spPr>
                     <a:xfrm>
                       <a:off x="0" y="0"/>
-                      <a:ext cx="5731510" cy="4821555"/>
+                      <a:ext cx="5731510" cy="3859530"/>
                     </a:xfrm>
                     <a:prstGeom prst="rect">
                       <a:avLst/>
